--- a/ERP Perfume - Version History & Release Notes.docx
+++ b/ERP Perfume - Version History & Release Notes.docx
@@ -34,7 +34,7 @@
         <w:spacing w:after="40"/>
       </w:pPr>
       <w:r>
-        <w:t>Current release: v0.51.0 · Document generated 8 July 2026</w:t>
+        <w:t>Current release: v0.51.4 · Document generated 8 July 2026</w:t>
       </w:r>
     </w:p>
     <w:p>
@@ -2066,6 +2066,38 @@
     </w:p>
     <w:p>
       <w:pPr>
+        <w:pStyle w:val="ListParagraph"/>
+      </w:pPr>
+      <w:r>
+        <w:t>v0.51.1 fix — mobile responsiveness pass: the report and finance pages that rendered raw full-width tables (tax report / Faktur Pajak, customer &amp; supplier ledgers, procurement, receipts, email history, costing, halal) overflowed the viewport on phones. Each dense table is now wrapped in a horizontal-scroll container with a sensible min-width so rows stay intact and scroll within their card. The sales-order line editor collapses to a two-column, per-row-labelled layout on mobile, and a set of toolbar/meta rows gained flex-wrap so controls reflow instead of overflowing. A body-level overflow-x: clip safety net stops any stray element from forcing a horizontal page scroll without breaking the sticky nav.</w:t>
+      </w:r>
+    </w:p>
+    <w:p>
+      <w:pPr>
+        <w:pStyle w:val="ListParagraph"/>
+      </w:pPr>
+      <w:r>
+        <w:t>v0.51.2 audit — a full codebase audit (automated sweep + two deep senior-review passes over frontend and backend/security/SQL) with the safe, high-value refinements applied: gated three previously-ungated action routes with apiAuth (one of which exposed the trade-secret BOM to viewers), hardened the WAF (recursive decode) and rate limiter (throttled sweep, Upstash TTL repair), wrapped login / accept-invite async calls in try/finally to fix a stuck-button bug, tidied accessibility (nav logo name, table header scope, ResourceManager loading/error states), and unified the two reduced-motion implementations. A CODEBASE_AUDIT.md catalogs the findings; the one item deferred to a tested follow-up is a defense-in-depth database role gate on the stock/QC mutators.</w:t>
+      </w:r>
+    </w:p>
+    <w:p>
+      <w:pPr>
+        <w:pStyle w:val="ListParagraph"/>
+      </w:pPr>
+      <w:r>
+        <w:t>v0.51.3 polish — three mobile presentation fixes: the Procurement bill/PO forms and the Tax report period picker now stack their date and input fields full-width and cleanly aligned on phones (unchanged on desktop), and the Email history send log is rebuilt on the app's responsive card-stacking table so it reads as labelled cards on mobile instead of overflowing its container.</w:t>
+      </w:r>
+    </w:p>
+    <w:p>
+      <w:pPr>
+        <w:pStyle w:val="ListParagraph"/>
+      </w:pPr>
+      <w:r>
+        <w:t>v0.51.4 polish — desktop (laptop) refinement of the same fields: on wide screens the Procurement bill/PO form fields now grow to fill the row evenly and aligned (instead of sitting as ragged fixed-width boxes with empty space trailing), and the Tax report period picker places the From/To date range on the left with the quick-presets pushed to the right edge, so the toolbar spans the card cleanly.</w:t>
+      </w:r>
+    </w:p>
+    <w:p>
+      <w:pPr>
         <w:pStyle w:val="Heading1"/>
         <w:pageBreakBefore/>
       </w:pPr>
@@ -2084,6 +2116,118 @@
           <w:color w:val="555555"/>
         </w:rPr>
         <w:t xml:space="preserve">Detailed notes for each release, most recent first.</w:t>
+      </w:r>
+    </w:p>
+    <w:p>
+      <w:pPr>
+        <w:pStyle w:val="Heading2"/>
+      </w:pPr>
+      <w:r>
+        <w:t>v0.51.4 — desktop field layout refinement</w:t>
+      </w:r>
+    </w:p>
+    <w:p>
+      <w:r>
+        <w:t>A follow-on to v0.51.3 tidying the same Procurement and Tax report input/date fields on standard widescreens.</w:t>
+      </w:r>
+    </w:p>
+    <w:p>
+      <w:r>
+        <w:t>Procurement forms. On the bill-entry and new-purchase-order forms the fields were fixed pixel widths (w-40/w-44/w-56/…) that left-clustered on a laptop with empty space trailing to the right. Each field's label now grows to fill the row (flex-1, with the supplier/warehouse selects given a little more room), and the inputs fill their cell — so the four fields span the card evenly and align, with the Create-bill button staying compact at the end. Mobile still stacks them full-width.</w:t>
+      </w:r>
+    </w:p>
+    <w:p>
+      <w:r>
+        <w:t>Tax report period picker. The From/To date inputs and the four quick-preset buttons (this month / last month / this quarter / this year) shared one left-packed row. They're now split into a date-range group on the left and a preset group pushed to the right edge (justify-between), so the toolbar spans the card cleanly on a laptop; the dates widen slightly for the calendar control. Mobile stacks the whole thing. TypeScript is clean.</w:t>
+      </w:r>
+    </w:p>
+    <w:p>
+      <w:pPr>
+        <w:pStyle w:val="Heading2"/>
+      </w:pPr>
+      <w:r>
+        <w:t>v0.51.3 — mobile field alignment &amp; Email history table</w:t>
+      </w:r>
+    </w:p>
+    <w:p>
+      <w:r>
+        <w:t>A small presentation pass addressing three phone-width issues.</w:t>
+      </w:r>
+    </w:p>
+    <w:p>
+      <w:r>
+        <w:t>Procurement &amp; Tax report field alignment. The bill-entry and new-purchase-order forms on Procurement, and the period picker on the Tax report, laid their date pickers and inputs out as fixed-width flex items that wrapped raggedly on a phone. Each row now switches from a flex-col stack on mobile (fields full-width and aligned) to the original flex-row on desktop at the sm breakpoint, with the inputs going w-full below sm and back to their fixed widths above it; the trailing Create-bill button goes full-width on mobile too.</w:t>
+      </w:r>
+    </w:p>
+    <w:p>
+      <w:r>
+        <w:t>Email history table. The send log's six-column table (Sent, Type, Reference, Party, Recipient, Subject) was rebuilt on the app's standard responsive .table pattern with per-cell data-labels, so on phones it stacks into labelled cards — the same treatment the rest of the app's tables use — instead of forcing a horizontal scroll / overflow inside its card. Long recipients and subjects wrap. TypeScript is clean.</w:t>
+      </w:r>
+    </w:p>
+    <w:p>
+      <w:pPr>
+        <w:pStyle w:val="Heading2"/>
+      </w:pPr>
+      <w:r>
+        <w:t>v0.51.2 — codebase audit &amp; refinements</w:t>
+      </w:r>
+    </w:p>
+    <w:p>
+      <w:r>
+        <w:t>A full index/analyze/catalog pass over the codebase (227 TS/TSX files, 45 migrations, 75 API routes, 50 test files) to surface any repairs or refinements. Automated sweeps found no debt markers, stray logging, any-escapes, or skipped tests; two deep reviews confirmed clean RLS, pinned search_path on every SECURITY DEFINER function, correct CSP-nonce propagation, and a coherent typed server layer. The safe, high-value fixes were applied and are summarised here; the full catalog with open recommendations ships as CODEBASE_AUDIT.md.</w:t>
+      </w:r>
+    </w:p>
+    <w:p>
+      <w:r>
+        <w:t>Security &amp; correctness. Added apiAuth to POST /api/production, /api/qc, and /api/production/preview — the only mutating/action routes that lacked a server-side clearance gate; the preview route returns the exploded BOM (recipe proportions), so gating it also closes a trade-secret exposure to viewers. The WAF now decodes recursively (bounded) so double-encoded payloads can't slip past, and the rate limiter's in-memory sweep is time-throttled while the Upstash path repairs a missing TTL so a key can never lose its expiry and block an identifier forever.</w:t>
+      </w:r>
+    </w:p>
+    <w:p>
+      <w:r>
+        <w:t>Bugs &amp; accessibility. Login and accept-invite async calls are wrapped in try/catch/finally, fixing a stuck disabled-button state on a network failure; the invite page's getSession gained a catch. The nav logo link gained an accessible name, DataTable headers gained scope=col, and the materials/products/warehouses admin manager now shows explicit loading and error states instead of a bare header-only table.</w:t>
+      </w:r>
+    </w:p>
+    <w:p>
+      <w:r>
+        <w:t>Consistency. The two reduced-motion implementations were unified onto Framer Motion's useReducedMotion, and leftover Vitest temp files were removed from the repo with a .gitignore guard. TypeScript is clean and the 20-test security suite stays green.</w:t>
+      </w:r>
+    </w:p>
+    <w:p>
+      <w:r>
+        <w:t>Deferred (documented in CODEBASE_AUDIT.md). A defense-in-depth database role gate on post_movement / record_qc / complete_production_order (callable via direct PostgREST by any authenticated user) is recommended as migration 0046, to be verified against the integration suite before deploy since those functions are called internally by others.</w:t>
+      </w:r>
+    </w:p>
+    <w:p>
+      <w:pPr>
+        <w:pStyle w:val="Heading2"/>
+      </w:pPr>
+      <w:r>
+        <w:t>v0.51.1 — mobile responsiveness fixes</w:t>
+      </w:r>
+    </w:p>
+    <w:p>
+      <w:r>
+        <w:t>A focused pass fixing widespread mobile layout problems — overflows and misalignments reported across the app on phone-width screens.</w:t>
+      </w:r>
+    </w:p>
+    <w:p>
+      <w:r>
+        <w:t>Dense tables. The finance and reporting screens (tax report and its Faktur Pajak line list, the customer and supplier running-account ledgers, procurement, receipts, email history, costing rates, and halal compliance) rendered raw full-width tables that blew past the viewport on a phone. Each is now wrapped in a horizontal-scroll container with a calibrated min-width, so the rows keep their columns and scroll within their card rather than stretching the page. The app's existing list/admin tables were already responsive (they card-stack with per-cell labels) and were left as-is.</w:t>
+      </w:r>
+    </w:p>
+    <w:p>
+      <w:r>
+        <w:t>Sales-order line editor. The new-order line grid was a hard five-column layout that crushed on mobile, and its field labels only rendered on the first row (so stacked rows were unlabelled). It now collapses to a two-column grid on small screens with every field full-width where it needs to be and a label on every row, expanding back to the five-column desktop layout at the sm breakpoint.</w:t>
+      </w:r>
+    </w:p>
+    <w:p>
+      <w:r>
+        <w:t>Reflowing rows. A set of toolbar, card-meta, and action-button rows on the receipts, procurement, receivables-aging, tax-report and admin screens gained flex-wrap so their controls wrap onto a second line on narrow screens instead of overflowing; a fixed-width customer picker now goes full-width on mobile.</w:t>
+      </w:r>
+    </w:p>
+    <w:p>
+      <w:r>
+        <w:t>Safety net. A body-level overflow-x: clip guard prevents any remaining or future stray element from forcing a horizontal page scroll. clip (not hidden) creates no scroll container, so it leaves the sticky nav and the tables' own horizontal scrollers untouched. TypeScript is clean across every edited file.</w:t>
       </w:r>
     </w:p>
     <w:p>

--- a/ERP Perfume - Version History & Release Notes.docx
+++ b/ERP Perfume - Version History & Release Notes.docx
@@ -34,7 +34,7 @@
         <w:spacing w:after="40"/>
       </w:pPr>
       <w:r>
-        <w:t>Current release: v0.51.4 · Document generated 8 July 2026</w:t>
+        <w:t>Current release: v0.51.5 · Document generated 8 July 2026</w:t>
       </w:r>
     </w:p>
     <w:p>
@@ -2098,6 +2098,14 @@
     </w:p>
     <w:p>
       <w:pPr>
+        <w:pStyle w:val="ListParagraph"/>
+      </w:pPr>
+      <w:r>
+        <w:t>v0.51.5 polish — cleaned up native &lt;select&gt; controls app-wide: the Receipts customer picker (and every other dropdown) now drops the inconsistent OS arrow for a themed chevron with proper spacing so long option text never collides with it, and the customer picker is given a slightly more comfortable width on laptops while staying full-width on mobile.</w:t>
+      </w:r>
+    </w:p>
+    <w:p>
+      <w:pPr>
         <w:pStyle w:val="Heading1"/>
         <w:pageBreakBefore/>
       </w:pPr>
@@ -2116,6 +2124,29 @@
           <w:color w:val="555555"/>
         </w:rPr>
         <w:t xml:space="preserve">Detailed notes for each release, most recent first.</w:t>
+      </w:r>
+    </w:p>
+    <w:p>
+      <w:pPr>
+        <w:pStyle w:val="Heading2"/>
+      </w:pPr>
+      <w:r>
+        <w:t>v0.51.5 — polished select controls</w:t>
+      </w:r>
+    </w:p>
+    <w:p>
+      <w:r>
+        <w:t>The Receipts customer picker prompted a broader fix. The .input class styled text inputs cleanly but did nothing for native &lt;select&gt; elements, so every dropdown in the app fell back to the browser's default arrow — a different height and arrow style than the surrounding inputs, with long option text able to crowd the arrow.</w:t>
+      </w:r>
+    </w:p>
+    <w:p>
+      <w:r>
+        <w:t>A single app-wide rule now styles select.input: the OS arrow is removed (appearance: none, plus the IE ::-ms-expand reset) and replaced with a themed SVG chevron — muted grey in light mode, soft blue-grey in dark — positioned at the right with 2rem of padding reserved so option text never collides with it. Because it keys off the existing .input class, every select in the app (Receipts, Procurement, Sales, the admin forms) is now consistent with the text inputs at no per-field cost.</w:t>
+      </w:r>
+    </w:p>
+    <w:p>
+      <w:r>
+        <w:t>The Receipts 'Select a customer' control specifically was given a touch more width on laptops (w-80) while remaining full-width on mobile, so the page's primary control reads cleanly at both sizes. TypeScript is clean.</w:t>
       </w:r>
     </w:p>
     <w:p>

--- a/ERP Perfume - Version History & Release Notes.docx
+++ b/ERP Perfume - Version History & Release Notes.docx
@@ -34,7 +34,7 @@
         <w:spacing w:after="40"/>
       </w:pPr>
       <w:r>
-        <w:t>Current release: v0.51.5 · Document generated 8 July 2026</w:t>
+        <w:t>Current release: v0.51.6 · Document generated 8 July 2026</w:t>
       </w:r>
     </w:p>
     <w:p>
@@ -2106,6 +2106,14 @@
     </w:p>
     <w:p>
       <w:pPr>
+        <w:pStyle w:val="ListParagraph"/>
+      </w:pPr>
+      <w:r>
+        <w:t>v0.51.6 fix — field labels now always stack above their control. The .label class was inline, so a field with a fixed-width input or select (the Receipts customer picker, the Tax report dates, the Receipts new-receipt amount) rendered its label inline to the LEFT of the control on desktop instead of above it. A span-scoped rule (span.label { display:block }) fixes every such field at once, without touching the &lt;label&gt;/&lt;dt&gt; uses of the same class in the costing / inventory / production detail grids.</w:t>
+      </w:r>
+    </w:p>
+    <w:p>
+      <w:pPr>
         <w:pStyle w:val="Heading1"/>
         <w:pageBreakBefore/>
       </w:pPr>
@@ -2124,6 +2132,29 @@
           <w:color w:val="555555"/>
         </w:rPr>
         <w:t xml:space="preserve">Detailed notes for each release, most recent first.</w:t>
+      </w:r>
+    </w:p>
+    <w:p>
+      <w:pPr>
+        <w:pStyle w:val="Heading2"/>
+      </w:pPr>
+      <w:r>
+        <w:t>v0.51.6 — field label alignment fix</w:t>
+      </w:r>
+    </w:p>
+    <w:p>
+      <w:r>
+        <w:t>A correctness fix behind the Receipts customer-picker report. The .label utility was only uppercase + muted colour with no display rule, so it was an inline span. Form fields looked stacked only because their inputs were full-width and wrapped below the label; the moment a control had a fixed width — the Receipts customer select, the Tax report From/To dates, the Receipts new-receipt amount — the label had room to sit inline to its left on a laptop, which is what the screenshot showed.</w:t>
+      </w:r>
+    </w:p>
+    <w:p>
+      <w:r>
+        <w:t>The fix scopes a display rule to the label spans only: span.label { display:block; margin-bottom:0.3rem }. Every field-label span now reliably sits above its control regardless of the control's width, so all of these fields align cleanly on both laptop and mobile. The rule is deliberately scoped to span so the other uses of .label — the &lt;label htmlFor&gt; controls and the &lt;dt&gt; terms in the costing, inventory and production detail grids — are left exactly as they were.</w:t>
+      </w:r>
+    </w:p>
+    <w:p>
+      <w:r>
+        <w:t>This supersedes the more subtle v0.51.5 chevron/width tweak as the actual cause of the untidy Receipts control. No TypeScript change; CSS only.</w:t>
       </w:r>
     </w:p>
     <w:p>
